--- a/content-src/docx/R TLS 2003 10 10 Angry Brigade.docx
+++ b/content-src/docx/R TLS 2003 10 10 Angry Brigade.docx
@@ -32,13 +32,7 @@
         <w:br/>
       </w:r>
       <w:r>
-        <w:t xml:space="preserve">151pp. ChristieBooks.com: PO Box 35, Hastings, East Sussex, TN34 2UX. £34.</w:t>
-      </w:r>
-      <w:r>
-        <w:br/>
-      </w:r>
-      <w:r>
-        <w:t xml:space="preserve">1 873 97621 6&lt;/details&gt;</w:t>
+        <w:t xml:space="preserve">151pp, ChristieBooks.com, £34&lt;/details&gt;</w:t>
       </w:r>
     </w:p>
     <w:p>
